--- a/docs/journal/journal_02_weeks_4-5.docx
+++ b/docs/journal/journal_02_weeks_4-5.docx
@@ -1475,7 +1475,7 @@
                 <w:sz w:val="21"/>
                 <w:szCs w:val="21"/>
               </w:rPr>
-              <w:t>Week 5 did not go to plan. The pilot (document ingestion, the FAQ baseline and 20 to 30 pilot questions) and the start of the ethics form were planned for this week but were not started. [ADD YOUR REASON IN ONE SENTENCE] As a result the pilot is now about two weeks behind, so I have moved it into Week 7 and will keep the ethics work on its own track so the ethics deadline is not affected.</w:t>
+              <w:t>Week 5 did not go to plan. The pilot (document ingestion, the FAQ baseline and 20 to 30 pilot questions) and the start of the ethics form were planned for this week but were not started. Most of my time that week went into another course assignment, which needed far more study and work than I had planned for. As a result the pilot is now about two weeks behind, so I have moved it into Week 7 and will keep the ethics work on its own track so the ethics deadline is not affected.</w:t>
             </w:r>
           </w:p>
           <w:p>
